--- a/published/ai-organizations/01_organizational_systems/06_learning/study-guides/06_learning-practice_quiz.docx
+++ b/published/ai-organizations/01_organizational_systems/06_learning/study-guides/06_learning-practice_quiz.docx
@@ -4,7 +4,12 @@
   <w:body>
     <w:p>
       <w:r>
-        <w:t>Practice Quiz: Learning</w:t>
+        <w:t>Practice Quiz: Organizational Systems — Module 06: Learning</w:t>
+      </w:r>
+    </w:p>
+    <w:p>
+      <w:r>
+        <w:t>Name : _ _ _  Date : _ _ _</w:t>
       </w:r>
     </w:p>
     <w:p>
@@ -14,98 +19,113 @@
     </w:p>
     <w:p>
       <w:r>
-        <w:t>What is the primary role of Learning in Active Inference?</w:t>
+        <w:t>Organizational learning in Active Inference means:</w:t>
         <w:br/>
-        <w:t>A) To maximize reward</w:t>
+        <w:t>A) Sending employees to training courses</w:t>
         <w:br/>
-        <w:t>B) To minimize variational free energy</w:t>
+        <w:t>B) Updating the generative model's parameters or structure based on accumulated prediction errors</w:t>
         <w:br/>
-        <w:t>C) To increase entropy</w:t>
+        <w:t>C) Reading industry publications</w:t>
         <w:br/>
-        <w:t>D) To eliminate the Markov Blanket</w:t>
+        <w:t>D) Hiring experienced people</w:t>
       </w:r>
     </w:p>
     <w:p>
       <w:r>
-        <w:t>In Organizations, Learning is best described as:</w:t>
+        <w:t>Single-loop learning differs from double-loop learning in that:</w:t>
         <w:br/>
-        <w:t>A) A static property</w:t>
+        <w:t>A) Single-loop is faster</w:t>
         <w:br/>
-        <w:t>B) A dynamic process</w:t>
+        <w:t>B) Single-loop corrects actions within the existing model; double-loop questions and revises the model itself</w:t>
         <w:br/>
-        <w:t>C) An external state</w:t>
+        <w:t>C) Double-loop requires twice as many meetings</w:t>
         <w:br/>
-        <w:t>D) A random variable</w:t>
+        <w:t>D) They are identical</w:t>
       </w:r>
     </w:p>
     <w:p>
       <w:r>
-        <w:t>Which mathematical quantity is most central to Learning?</w:t>
+        <w:t>IBM's shift from hardware to services exemplifies:</w:t>
         <w:br/>
-        <w:t>A) The Lagrangian</w:t>
+        <w:t>A) Single-loop learning (better execution of the same strategy)</w:t>
         <w:br/>
-        <w:t>B) The expected free energy</w:t>
+        <w:t>B) Double-loop learning (fundamental revision of the generative model from "hardware company" to "services company")</w:t>
         <w:br/>
-        <w:t>C) The surprisal</w:t>
+        <w:t>C) No learning at all</w:t>
         <w:br/>
-        <w:t>D) The precision</w:t>
+        <w:t>D) Defensive routines</w:t>
       </w:r>
     </w:p>
     <w:p>
       <w:r>
-        <w:t>How does Learning relate to the concept of the Generative Model?</w:t>
+        <w:t>A competency trap occurs when:</w:t>
         <w:br/>
-        <w:t>A) It is separate from the model</w:t>
+        <w:t>A) Employees have too many skills</w:t>
         <w:br/>
-        <w:t>B) It is a component of the model</w:t>
+        <w:t>B) Deep expertise in current capabilities makes new, initially inferior approaches seem unworthy of investment</w:t>
         <w:br/>
-        <w:t>C) It destroys the model</w:t>
+        <w:t>C) Training programs are too expensive</w:t>
         <w:br/>
-        <w:t>D) It is only relevant for the environment</w:t>
+        <w:t>D) The organization has no competencies</w:t>
       </w:r>
     </w:p>
     <w:p>
       <w:r>
-        <w:t>A failure in Learning would likely result in:</w:t>
+        <w:t>Superstitious learning is:</w:t>
         <w:br/>
-        <w:t>A) Perfect prediction</w:t>
+        <w:t>A) Learning from folklore</w:t>
         <w:br/>
-        <w:t>B) Generalized surprise</w:t>
+        <w:t>B) Attributing success to the wrong cause, reinforcing an incorrect causal model</w:t>
         <w:br/>
-        <w:t>C) Immediate death of the agent</w:t>
+        <w:t>C) Learning too quickly</w:t>
         <w:br/>
-        <w:t>D) Zero entropy</w:t>
+        <w:t>D) Not learning at all</w:t>
       </w:r>
     </w:p>
     <w:p>
       <w:r>
-        <w:t>Which scale is most relevant for analyzing Learning in this course?</w:t>
+        <w:t>Which learning loop has the longest cadence in most organizations?</w:t>
         <w:br/>
-        <w:t>A) Quantum</w:t>
+        <w:t>A) Operational (daily/weekly)</w:t>
         <w:br/>
-        <w:t>B) Neural</w:t>
+        <w:t>B) Tactical (monthly/quarterly)</w:t>
         <w:br/>
-        <w:t>C) Social</w:t>
+        <w:t>C) Strategic (annual)</w:t>
         <w:br/>
-        <w:t>D) All of the above</w:t>
+        <w:t>D) Transformative (crisis-driven or proactive)</w:t>
       </w:r>
     </w:p>
     <w:p>
       <w:r>
-        <w:t>Learning connects directly to which other component?</w:t>
+        <w:t>Defensive routines prevent learning by:</w:t>
         <w:br/>
-        <w:t>A) The step before it</w:t>
+        <w:t>A) Increasing training budgets</w:t>
         <w:br/>
-        <w:t>B) The step after it</w:t>
+        <w:t>B) Creating organizational behaviors that suppress threatening truths before they reach decision-makers</w:t>
         <w:br/>
-        <w:t>C) Both A and B</w:t>
+        <w:t>C) Hiring defensive consultants</w:t>
         <w:br/>
-        <w:t>D) None of the above</w:t>
+        <w:t>D) Building physical barriers</w:t>
       </w:r>
     </w:p>
     <w:p>
       <w:r>
-        <w:t>Part B: Short Answer</w:t>
+        <w:t>Part B: Short Analysis</w:t>
+      </w:r>
+    </w:p>
+    <w:p>
+      <w:r>
+        <w:t>A retail chain has experienced declining same-store sales for three consecutive quarters. The executive team attributes this to "temporary macroeconomic conditions" and maintains the current strategy. Using the double-loop learning framework, argue that the team may be trapped in single-loop thinking. What questions should they ask to trigger double-loop learning? What organizational structures might be preventing deeper inquiry?</w:t>
+      </w:r>
+    </w:p>
+    <w:p>
+      <w:r>
+        <w:t>Your organization recently conducted a post-mortem on a failed product launch. The post-mortem concluded that "execution was poor." Using the Active Inference framework, redesign the post-mortem to dig deeper: What model predictions were wrong? What sensory data was missed or misinterpreted? What specific parameters or structures of the generative model should be updated?</w:t>
+      </w:r>
+    </w:p>
+    <w:p>
+      <w:r>
+        <w:t>Design a learning system for a hospital's surgical department. The system must capture lessons from both successful and unsuccessful surgeries, distinguish between systematic patterns and one-off events, and protect psychological safety. How does this system map onto the Active Inference concepts of prediction error, model updating, and precision?</w:t>
       </w:r>
     </w:p>
     <w:sectPr>
